--- a/tillsyn/A 60595-2025 tillsynsbegäran.docx
+++ b/tillsyn/A 60595-2025 tillsynsbegäran.docx
@@ -231,7 +231,7 @@
     <w:r>
       <w:tab/>
       <w:tab/>
-      <w:t>2025-12-19</w:t>
+      <w:t>2025-12-20</w:t>
       <w:br/>
       <w:br/>
     </w:r>

--- a/tillsyn/A 60595-2025 tillsynsbegäran.docx
+++ b/tillsyn/A 60595-2025 tillsynsbegäran.docx
@@ -231,7 +231,7 @@
     <w:r>
       <w:tab/>
       <w:tab/>
-      <w:t>2025-12-20</w:t>
+      <w:t>2025-12-21</w:t>
       <w:br/>
       <w:br/>
     </w:r>

--- a/tillsyn/A 60595-2025 tillsynsbegäran.docx
+++ b/tillsyn/A 60595-2025 tillsynsbegäran.docx
@@ -231,7 +231,7 @@
     <w:r>
       <w:tab/>
       <w:tab/>
-      <w:t>2025-12-21</w:t>
+      <w:t>2025-12-22</w:t>
       <w:br/>
       <w:br/>
     </w:r>

--- a/tillsyn/A 60595-2025 tillsynsbegäran.docx
+++ b/tillsyn/A 60595-2025 tillsynsbegäran.docx
@@ -231,7 +231,7 @@
     <w:r>
       <w:tab/>
       <w:tab/>
-      <w:t>2025-12-22</w:t>
+      <w:t>2025-12-26</w:t>
       <w:br/>
       <w:br/>
     </w:r>

--- a/tillsyn/A 60595-2025 tillsynsbegäran.docx
+++ b/tillsyn/A 60595-2025 tillsynsbegäran.docx
@@ -231,7 +231,7 @@
     <w:r>
       <w:tab/>
       <w:tab/>
-      <w:t>2026-01-03</w:t>
+      <w:t>2026-01-04</w:t>
       <w:br/>
       <w:br/>
     </w:r>

--- a/tillsyn/A 60595-2025 tillsynsbegäran.docx
+++ b/tillsyn/A 60595-2025 tillsynsbegäran.docx
@@ -260,7 +260,7 @@
     <w:r>
       <w:tab/>
       <w:tab/>
-      <w:t>2026-02-13</w:t>
+      <w:t>2026-02-17</w:t>
       <w:br/>
       <w:br/>
     </w:r>

--- a/tillsyn/A 60595-2025 tillsynsbegäran.docx
+++ b/tillsyn/A 60595-2025 tillsynsbegäran.docx
@@ -260,7 +260,7 @@
     <w:r>
       <w:tab/>
       <w:tab/>
-      <w:t>2026-02-17</w:t>
+      <w:t>2026-02-19</w:t>
       <w:br/>
       <w:br/>
     </w:r>

--- a/tillsyn/A 60595-2025 tillsynsbegäran.docx
+++ b/tillsyn/A 60595-2025 tillsynsbegäran.docx
@@ -260,7 +260,7 @@
     <w:r>
       <w:tab/>
       <w:tab/>
-      <w:t>2026-02-19</w:t>
+      <w:t>2026-02-20</w:t>
       <w:br/>
       <w:br/>
     </w:r>

--- a/tillsyn/A 60595-2025 tillsynsbegäran.docx
+++ b/tillsyn/A 60595-2025 tillsynsbegäran.docx
@@ -260,7 +260,7 @@
     <w:r>
       <w:tab/>
       <w:tab/>
-      <w:t>2026-02-20</w:t>
+      <w:t>2026-02-21</w:t>
       <w:br/>
       <w:br/>
     </w:r>

--- a/tillsyn/A 60595-2025 tillsynsbegäran.docx
+++ b/tillsyn/A 60595-2025 tillsynsbegäran.docx
@@ -260,7 +260,7 @@
     <w:r>
       <w:tab/>
       <w:tab/>
-      <w:t>2026-02-21</w:t>
+      <w:t>2026-02-22</w:t>
       <w:br/>
       <w:br/>
     </w:r>

--- a/tillsyn/A 60595-2025 tillsynsbegäran.docx
+++ b/tillsyn/A 60595-2025 tillsynsbegäran.docx
@@ -260,7 +260,7 @@
     <w:r>
       <w:tab/>
       <w:tab/>
-      <w:t>2026-02-22</w:t>
+      <w:t>2026-02-23</w:t>
       <w:br/>
       <w:br/>
     </w:r>

--- a/tillsyn/A 60595-2025 tillsynsbegäran.docx
+++ b/tillsyn/A 60595-2025 tillsynsbegäran.docx
@@ -260,7 +260,7 @@
     <w:r>
       <w:tab/>
       <w:tab/>
-      <w:t>2026-02-23</w:t>
+      <w:t>2026-02-24</w:t>
       <w:br/>
       <w:br/>
     </w:r>

--- a/tillsyn/A 60595-2025 tillsynsbegäran.docx
+++ b/tillsyn/A 60595-2025 tillsynsbegäran.docx
@@ -260,7 +260,7 @@
     <w:r>
       <w:tab/>
       <w:tab/>
-      <w:t>2026-02-24</w:t>
+      <w:t>2026-02-25</w:t>
       <w:br/>
       <w:br/>
     </w:r>

--- a/tillsyn/A 60595-2025 tillsynsbegäran.docx
+++ b/tillsyn/A 60595-2025 tillsynsbegäran.docx
@@ -260,7 +260,7 @@
     <w:r>
       <w:tab/>
       <w:tab/>
-      <w:t>2026-02-25</w:t>
+      <w:t>2026-02-26</w:t>
       <w:br/>
       <w:br/>
     </w:r>

--- a/tillsyn/A 60595-2025 tillsynsbegäran.docx
+++ b/tillsyn/A 60595-2025 tillsynsbegäran.docx
@@ -260,7 +260,7 @@
     <w:r>
       <w:tab/>
       <w:tab/>
-      <w:t>2026-02-26</w:t>
+      <w:t>2026-02-28</w:t>
       <w:br/>
       <w:br/>
     </w:r>

--- a/tillsyn/A 60595-2025 tillsynsbegäran.docx
+++ b/tillsyn/A 60595-2025 tillsynsbegäran.docx
@@ -260,7 +260,7 @@
     <w:r>
       <w:tab/>
       <w:tab/>
-      <w:t>2026-02-28</w:t>
+      <w:t>2026-03-01</w:t>
       <w:br/>
       <w:br/>
     </w:r>

--- a/tillsyn/A 60595-2025 tillsynsbegäran.docx
+++ b/tillsyn/A 60595-2025 tillsynsbegäran.docx
@@ -260,7 +260,7 @@
     <w:r>
       <w:tab/>
       <w:tab/>
-      <w:t>2026-03-01</w:t>
+      <w:t>2026-03-02</w:t>
       <w:br/>
       <w:br/>
     </w:r>

--- a/tillsyn/A 60595-2025 tillsynsbegäran.docx
+++ b/tillsyn/A 60595-2025 tillsynsbegäran.docx
@@ -260,7 +260,7 @@
     <w:r>
       <w:tab/>
       <w:tab/>
-      <w:t>2026-03-02</w:t>
+      <w:t>2026-03-03</w:t>
       <w:br/>
       <w:br/>
     </w:r>

--- a/tillsyn/A 60595-2025 tillsynsbegäran.docx
+++ b/tillsyn/A 60595-2025 tillsynsbegäran.docx
@@ -260,7 +260,7 @@
     <w:r>
       <w:tab/>
       <w:tab/>
-      <w:t>2026-03-03</w:t>
+      <w:t>2026-03-04</w:t>
       <w:br/>
       <w:br/>
     </w:r>

--- a/tillsyn/A 60595-2025 tillsynsbegäran.docx
+++ b/tillsyn/A 60595-2025 tillsynsbegäran.docx
@@ -260,7 +260,7 @@
     <w:r>
       <w:tab/>
       <w:tab/>
-      <w:t>2026-03-04</w:t>
+      <w:t>2026-03-05</w:t>
       <w:br/>
       <w:br/>
     </w:r>

--- a/tillsyn/A 60595-2025 tillsynsbegäran.docx
+++ b/tillsyn/A 60595-2025 tillsynsbegäran.docx
@@ -260,7 +260,7 @@
     <w:r>
       <w:tab/>
       <w:tab/>
-      <w:t>2026-03-05</w:t>
+      <w:t>2026-03-06</w:t>
       <w:br/>
       <w:br/>
     </w:r>

--- a/tillsyn/A 60595-2025 tillsynsbegäran.docx
+++ b/tillsyn/A 60595-2025 tillsynsbegäran.docx
@@ -260,7 +260,7 @@
     <w:r>
       <w:tab/>
       <w:tab/>
-      <w:t>2026-03-06</w:t>
+      <w:t>2026-03-07</w:t>
       <w:br/>
       <w:br/>
     </w:r>

--- a/tillsyn/A 60595-2025 tillsynsbegäran.docx
+++ b/tillsyn/A 60595-2025 tillsynsbegäran.docx
@@ -260,7 +260,7 @@
     <w:r>
       <w:tab/>
       <w:tab/>
-      <w:t>2026-03-07</w:t>
+      <w:t>2026-03-08</w:t>
       <w:br/>
       <w:br/>
     </w:r>

--- a/tillsyn/A 60595-2025 tillsynsbegäran.docx
+++ b/tillsyn/A 60595-2025 tillsynsbegäran.docx
@@ -260,7 +260,7 @@
     <w:r>
       <w:tab/>
       <w:tab/>
-      <w:t>2026-03-08</w:t>
+      <w:t>2026-03-09</w:t>
       <w:br/>
       <w:br/>
     </w:r>

--- a/tillsyn/A 60595-2025 tillsynsbegäran.docx
+++ b/tillsyn/A 60595-2025 tillsynsbegäran.docx
@@ -260,7 +260,7 @@
     <w:r>
       <w:tab/>
       <w:tab/>
-      <w:t>2026-03-09</w:t>
+      <w:t>2026-03-10</w:t>
       <w:br/>
       <w:br/>
     </w:r>

--- a/tillsyn/A 60595-2025 tillsynsbegäran.docx
+++ b/tillsyn/A 60595-2025 tillsynsbegäran.docx
@@ -260,7 +260,7 @@
     <w:r>
       <w:tab/>
       <w:tab/>
-      <w:t>2026-03-10</w:t>
+      <w:t>2026-03-11</w:t>
       <w:br/>
       <w:br/>
     </w:r>

--- a/tillsyn/A 60595-2025 tillsynsbegäran.docx
+++ b/tillsyn/A 60595-2025 tillsynsbegäran.docx
@@ -260,7 +260,7 @@
     <w:r>
       <w:tab/>
       <w:tab/>
-      <w:t>2026-03-11</w:t>
+      <w:t>2026-03-12</w:t>
       <w:br/>
       <w:br/>
     </w:r>

--- a/tillsyn/A 60595-2025 tillsynsbegäran.docx
+++ b/tillsyn/A 60595-2025 tillsynsbegäran.docx
@@ -260,7 +260,7 @@
     <w:r>
       <w:tab/>
       <w:tab/>
-      <w:t>2026-03-12</w:t>
+      <w:t>2026-03-13</w:t>
       <w:br/>
       <w:br/>
     </w:r>

--- a/tillsyn/A 60595-2025 tillsynsbegäran.docx
+++ b/tillsyn/A 60595-2025 tillsynsbegäran.docx
@@ -260,7 +260,7 @@
     <w:r>
       <w:tab/>
       <w:tab/>
-      <w:t>2026-04-14</w:t>
+      <w:t>2026-04-15</w:t>
       <w:br/>
       <w:br/>
     </w:r>

--- a/tillsyn/A 60595-2025 tillsynsbegäran.docx
+++ b/tillsyn/A 60595-2025 tillsynsbegäran.docx
@@ -260,7 +260,7 @@
     <w:r>
       <w:tab/>
       <w:tab/>
-      <w:t>2026-04-15</w:t>
+      <w:t>2026-04-16</w:t>
       <w:br/>
       <w:br/>
     </w:r>

--- a/tillsyn/A 60595-2025 tillsynsbegäran.docx
+++ b/tillsyn/A 60595-2025 tillsynsbegäran.docx
@@ -260,7 +260,7 @@
     <w:r>
       <w:tab/>
       <w:tab/>
-      <w:t>2026-04-16</w:t>
+      <w:t>2026-04-17</w:t>
       <w:br/>
       <w:br/>
     </w:r>

--- a/tillsyn/A 60595-2025 tillsynsbegäran.docx
+++ b/tillsyn/A 60595-2025 tillsynsbegäran.docx
@@ -260,7 +260,7 @@
     <w:r>
       <w:tab/>
       <w:tab/>
-      <w:t>2026-04-17</w:t>
+      <w:t>2026-04-18</w:t>
       <w:br/>
       <w:br/>
     </w:r>

--- a/tillsyn/A 60595-2025 tillsynsbegäran.docx
+++ b/tillsyn/A 60595-2025 tillsynsbegäran.docx
@@ -260,7 +260,7 @@
     <w:r>
       <w:tab/>
       <w:tab/>
-      <w:t>2026-04-18</w:t>
+      <w:t>2026-04-19</w:t>
       <w:br/>
       <w:br/>
     </w:r>

--- a/tillsyn/A 60595-2025 tillsynsbegäran.docx
+++ b/tillsyn/A 60595-2025 tillsynsbegäran.docx
@@ -260,7 +260,7 @@
     <w:r>
       <w:tab/>
       <w:tab/>
-      <w:t>2026-04-19</w:t>
+      <w:t>2026-04-20</w:t>
       <w:br/>
       <w:br/>
     </w:r>

--- a/tillsyn/A 60595-2025 tillsynsbegäran.docx
+++ b/tillsyn/A 60595-2025 tillsynsbegäran.docx
@@ -260,7 +260,7 @@
     <w:r>
       <w:tab/>
       <w:tab/>
-      <w:t>2026-04-20</w:t>
+      <w:t>2026-04-21</w:t>
       <w:br/>
       <w:br/>
     </w:r>

--- a/tillsyn/A 60595-2025 tillsynsbegäran.docx
+++ b/tillsyn/A 60595-2025 tillsynsbegäran.docx
@@ -260,7 +260,7 @@
     <w:r>
       <w:tab/>
       <w:tab/>
-      <w:t>2026-04-21</w:t>
+      <w:t>2026-04-22</w:t>
       <w:br/>
       <w:br/>
     </w:r>

--- a/tillsyn/A 60595-2025 tillsynsbegäran.docx
+++ b/tillsyn/A 60595-2025 tillsynsbegäran.docx
@@ -260,7 +260,7 @@
     <w:r>
       <w:tab/>
       <w:tab/>
-      <w:t>2026-04-22</w:t>
+      <w:t>2026-04-23</w:t>
       <w:br/>
       <w:br/>
     </w:r>

--- a/tillsyn/A 60595-2025 tillsynsbegäran.docx
+++ b/tillsyn/A 60595-2025 tillsynsbegäran.docx
@@ -260,7 +260,7 @@
     <w:r>
       <w:tab/>
       <w:tab/>
-      <w:t>2026-04-23</w:t>
+      <w:t>2026-04-24</w:t>
       <w:br/>
       <w:br/>
     </w:r>

--- a/tillsyn/A 60595-2025 tillsynsbegäran.docx
+++ b/tillsyn/A 60595-2025 tillsynsbegäran.docx
@@ -260,7 +260,7 @@
     <w:r>
       <w:tab/>
       <w:tab/>
-      <w:t>2026-04-24</w:t>
+      <w:t>2026-04-25</w:t>
       <w:br/>
       <w:br/>
     </w:r>

--- a/tillsyn/A 60595-2025 tillsynsbegäran.docx
+++ b/tillsyn/A 60595-2025 tillsynsbegäran.docx
@@ -260,7 +260,7 @@
     <w:r>
       <w:tab/>
       <w:tab/>
-      <w:t>2026-04-25</w:t>
+      <w:t>2026-04-26</w:t>
       <w:br/>
       <w:br/>
     </w:r>

--- a/tillsyn/A 60595-2025 tillsynsbegäran.docx
+++ b/tillsyn/A 60595-2025 tillsynsbegäran.docx
@@ -260,7 +260,7 @@
     <w:r>
       <w:tab/>
       <w:tab/>
-      <w:t>2026-04-26</w:t>
+      <w:t>2026-04-27</w:t>
       <w:br/>
       <w:br/>
     </w:r>

--- a/tillsyn/A 60595-2025 tillsynsbegäran.docx
+++ b/tillsyn/A 60595-2025 tillsynsbegäran.docx
@@ -260,7 +260,7 @@
     <w:r>
       <w:tab/>
       <w:tab/>
-      <w:t>2026-04-27</w:t>
+      <w:t>2026-04-28</w:t>
       <w:br/>
       <w:br/>
     </w:r>

--- a/tillsyn/A 60595-2025 tillsynsbegäran.docx
+++ b/tillsyn/A 60595-2025 tillsynsbegäran.docx
@@ -260,7 +260,7 @@
     <w:r>
       <w:tab/>
       <w:tab/>
-      <w:t>2026-04-28</w:t>
+      <w:t>2026-04-29</w:t>
       <w:br/>
       <w:br/>
     </w:r>

--- a/tillsyn/A 60595-2025 tillsynsbegäran.docx
+++ b/tillsyn/A 60595-2025 tillsynsbegäran.docx
@@ -260,7 +260,7 @@
     <w:r>
       <w:tab/>
       <w:tab/>
-      <w:t>2026-04-29</w:t>
+      <w:t>2026-04-30</w:t>
       <w:br/>
       <w:br/>
     </w:r>

--- a/tillsyn/A 60595-2025 tillsynsbegäran.docx
+++ b/tillsyn/A 60595-2025 tillsynsbegäran.docx
@@ -260,7 +260,7 @@
     <w:r>
       <w:tab/>
       <w:tab/>
-      <w:t>2026-05-16</w:t>
+      <w:t>2026-05-17</w:t>
       <w:br/>
       <w:br/>
     </w:r>

--- a/tillsyn/A 60595-2025 tillsynsbegäran.docx
+++ b/tillsyn/A 60595-2025 tillsynsbegäran.docx
@@ -260,7 +260,7 @@
     <w:r>
       <w:tab/>
       <w:tab/>
-      <w:t>2026-05-17</w:t>
+      <w:t>2026-05-18</w:t>
       <w:br/>
       <w:br/>
     </w:r>

--- a/tillsyn/A 60595-2025 tillsynsbegäran.docx
+++ b/tillsyn/A 60595-2025 tillsynsbegäran.docx
@@ -260,7 +260,7 @@
     <w:r>
       <w:tab/>
       <w:tab/>
-      <w:t>2026-05-18</w:t>
+      <w:t>2026-05-19</w:t>
       <w:br/>
       <w:br/>
     </w:r>

--- a/tillsyn/A 60595-2025 tillsynsbegäran.docx
+++ b/tillsyn/A 60595-2025 tillsynsbegäran.docx
@@ -260,7 +260,7 @@
     <w:r>
       <w:tab/>
       <w:tab/>
-      <w:t>2026-05-19</w:t>
+      <w:t>2026-05-20</w:t>
       <w:br/>
       <w:br/>
     </w:r>

--- a/tillsyn/A 60595-2025 tillsynsbegäran.docx
+++ b/tillsyn/A 60595-2025 tillsynsbegäran.docx
@@ -260,7 +260,7 @@
     <w:r>
       <w:tab/>
       <w:tab/>
-      <w:t>2026-05-20</w:t>
+      <w:t>2026-05-21</w:t>
       <w:br/>
       <w:br/>
     </w:r>

--- a/tillsyn/A 60595-2025 tillsynsbegäran.docx
+++ b/tillsyn/A 60595-2025 tillsynsbegäran.docx
@@ -260,7 +260,7 @@
     <w:r>
       <w:tab/>
       <w:tab/>
-      <w:t>2026-05-21</w:t>
+      <w:t>2026-05-22</w:t>
       <w:br/>
       <w:br/>
     </w:r>

--- a/tillsyn/A 60595-2025 tillsynsbegäran.docx
+++ b/tillsyn/A 60595-2025 tillsynsbegäran.docx
@@ -260,7 +260,7 @@
     <w:r>
       <w:tab/>
       <w:tab/>
-      <w:t>2026-05-22</w:t>
+      <w:t>2026-05-23</w:t>
       <w:br/>
       <w:br/>
     </w:r>

--- a/tillsyn/A 60595-2025 tillsynsbegäran.docx
+++ b/tillsyn/A 60595-2025 tillsynsbegäran.docx
@@ -260,7 +260,7 @@
     <w:r>
       <w:tab/>
       <w:tab/>
-      <w:t>2026-05-23</w:t>
+      <w:t>2026-05-24</w:t>
       <w:br/>
       <w:br/>
     </w:r>

--- a/tillsyn/A 60595-2025 tillsynsbegäran.docx
+++ b/tillsyn/A 60595-2025 tillsynsbegäran.docx
@@ -260,7 +260,7 @@
     <w:r>
       <w:tab/>
       <w:tab/>
-      <w:t>2026-05-24</w:t>
+      <w:t>2026-05-25</w:t>
       <w:br/>
       <w:br/>
     </w:r>

--- a/tillsyn/A 60595-2025 tillsynsbegäran.docx
+++ b/tillsyn/A 60595-2025 tillsynsbegäran.docx
@@ -260,7 +260,7 @@
     <w:r>
       <w:tab/>
       <w:tab/>
-      <w:t>2026-05-25</w:t>
+      <w:t>2026-05-26</w:t>
       <w:br/>
       <w:br/>
     </w:r>

--- a/tillsyn/A 60595-2025 tillsynsbegäran.docx
+++ b/tillsyn/A 60595-2025 tillsynsbegäran.docx
@@ -260,7 +260,7 @@
     <w:r>
       <w:tab/>
       <w:tab/>
-      <w:t>2026-05-26</w:t>
+      <w:t>2026-05-27</w:t>
       <w:br/>
       <w:br/>
     </w:r>

--- a/tillsyn/A 60595-2025 tillsynsbegäran.docx
+++ b/tillsyn/A 60595-2025 tillsynsbegäran.docx
@@ -260,7 +260,7 @@
     <w:r>
       <w:tab/>
       <w:tab/>
-      <w:t>2026-05-27</w:t>
+      <w:t>2026-05-28</w:t>
       <w:br/>
       <w:br/>
     </w:r>

--- a/tillsyn/A 60595-2025 tillsynsbegäran.docx
+++ b/tillsyn/A 60595-2025 tillsynsbegäran.docx
@@ -260,7 +260,7 @@
     <w:r>
       <w:tab/>
       <w:tab/>
-      <w:t>2026-05-28</w:t>
+      <w:t>2026-05-29</w:t>
       <w:br/>
       <w:br/>
     </w:r>

--- a/tillsyn/A 60595-2025 tillsynsbegäran.docx
+++ b/tillsyn/A 60595-2025 tillsynsbegäran.docx
@@ -260,7 +260,7 @@
     <w:r>
       <w:tab/>
       <w:tab/>
-      <w:t>2026-05-29</w:t>
+      <w:t>2026-05-30</w:t>
       <w:br/>
       <w:br/>
     </w:r>

--- a/tillsyn/A 60595-2025 tillsynsbegäran.docx
+++ b/tillsyn/A 60595-2025 tillsynsbegäran.docx
@@ -260,7 +260,7 @@
     <w:r>
       <w:tab/>
       <w:tab/>
-      <w:t>2026-05-30</w:t>
+      <w:t>2026-05-31</w:t>
       <w:br/>
       <w:br/>
     </w:r>

--- a/tillsyn/A 60595-2025 tillsynsbegäran.docx
+++ b/tillsyn/A 60595-2025 tillsynsbegäran.docx
@@ -260,7 +260,7 @@
     <w:r>
       <w:tab/>
       <w:tab/>
-      <w:t>2026-05-31</w:t>
+      <w:t>2026-06-01</w:t>
       <w:br/>
       <w:br/>
     </w:r>

--- a/tillsyn/A 60595-2025 tillsynsbegäran.docx
+++ b/tillsyn/A 60595-2025 tillsynsbegäran.docx
@@ -260,7 +260,7 @@
     <w:r>
       <w:tab/>
       <w:tab/>
-      <w:t>2026-06-01</w:t>
+      <w:t>2026-06-02</w:t>
       <w:br/>
       <w:br/>
     </w:r>

--- a/tillsyn/A 60595-2025 tillsynsbegäran.docx
+++ b/tillsyn/A 60595-2025 tillsynsbegäran.docx
@@ -260,7 +260,7 @@
     <w:r>
       <w:tab/>
       <w:tab/>
-      <w:t>2026-06-02</w:t>
+      <w:t>2026-06-03</w:t>
       <w:br/>
       <w:br/>
     </w:r>

--- a/tillsyn/A 60595-2025 tillsynsbegäran.docx
+++ b/tillsyn/A 60595-2025 tillsynsbegäran.docx
@@ -260,7 +260,7 @@
     <w:r>
       <w:tab/>
       <w:tab/>
-      <w:t>2026-06-03</w:t>
+      <w:t>2026-06-04</w:t>
       <w:br/>
       <w:br/>
     </w:r>

--- a/tillsyn/A 60595-2025 tillsynsbegäran.docx
+++ b/tillsyn/A 60595-2025 tillsynsbegäran.docx
@@ -260,7 +260,7 @@
     <w:r>
       <w:tab/>
       <w:tab/>
-      <w:t>2026-06-04</w:t>
+      <w:t>2026-06-05</w:t>
       <w:br/>
       <w:br/>
     </w:r>

--- a/tillsyn/A 60595-2025 tillsynsbegäran.docx
+++ b/tillsyn/A 60595-2025 tillsynsbegäran.docx
@@ -260,7 +260,7 @@
     <w:r>
       <w:tab/>
       <w:tab/>
-      <w:t>2026-06-05</w:t>
+      <w:t>2026-06-06</w:t>
       <w:br/>
       <w:br/>
     </w:r>

--- a/tillsyn/A 60595-2025 tillsynsbegäran.docx
+++ b/tillsyn/A 60595-2025 tillsynsbegäran.docx
@@ -260,7 +260,7 @@
     <w:r>
       <w:tab/>
       <w:tab/>
-      <w:t>2026-06-06</w:t>
+      <w:t>2026-06-07</w:t>
       <w:br/>
       <w:br/>
     </w:r>

--- a/tillsyn/A 60595-2025 tillsynsbegäran.docx
+++ b/tillsyn/A 60595-2025 tillsynsbegäran.docx
@@ -260,7 +260,7 @@
     <w:r>
       <w:tab/>
       <w:tab/>
-      <w:t>2026-06-07</w:t>
+      <w:t>2026-06-08</w:t>
       <w:br/>
       <w:br/>
     </w:r>
